--- a/examples/react-dashboard/output.docx
+++ b/examples/react-dashboard/output.docx
@@ -35,7 +35,7 @@
     </w:p>
     <w:tbl>
       <w:tblPr>
-        <w:tblW w:type="dxa" w:w="8939"/>
+        <w:tblW w:type="dxa" w:w="9179"/>
         <w:tblBorders>
           <w:top w:val="none" w:color="auto" w:sz="0"/>
           <w:left w:val="none" w:color="auto" w:sz="0"/>
@@ -47,9 +47,9 @@
         <w:tblLayout w:type="fixed"/>
       </w:tblPr>
       <w:tblGrid>
-        <w:gridCol w:w="4109"/>
+        <w:gridCol w:w="4229"/>
         <w:gridCol w:w="240"/>
-        <w:gridCol w:w="4590"/>
+        <w:gridCol w:w="4710"/>
       </w:tblGrid>
       <w:tr>
         <w:trPr>
@@ -57,7 +57,7 @@
         </w:trPr>
         <w:tc>
           <w:tcPr>
-            <w:tcW w:type="dxa" w:w="4109"/>
+            <w:tcW w:type="dxa" w:w="4229"/>
             <w:tcBorders>
               <w:top w:val="none" w:color="auto" w:sz="0"/>
               <w:left w:val="single" w:color="457b9d" w:sz="24" w:space="14"/>
@@ -95,7 +95,7 @@
                   <w:tcW w:type="dxa" w:w="9360"/>
                   <w:tcBorders>
                     <w:top w:val="none" w:color="auto" w:sz="0"/>
-                    <w:left w:val="none" w:color="auto" w:sz="0"/>
+                    <w:left w:val="single" w:color="457b9d" w:sz="24" w:space="14"/>
                     <w:bottom w:val="none" w:color="auto" w:sz="0"/>
                     <w:right w:val="none" w:color="auto" w:sz="0"/>
                   </w:tcBorders>
@@ -169,7 +169,7 @@
         </w:tc>
         <w:tc>
           <w:tcPr>
-            <w:tcW w:type="dxa" w:w="4590"/>
+            <w:tcW w:type="dxa" w:w="4710"/>
             <w:tcBorders>
               <w:top w:val="none" w:color="auto" w:sz="0"/>
               <w:left w:val="single" w:color="e76f51" w:sz="24" w:space="14"/>
@@ -207,7 +207,7 @@
                   <w:tcW w:type="dxa" w:w="9360"/>
                   <w:tcBorders>
                     <w:top w:val="none" w:color="auto" w:sz="0"/>
-                    <w:left w:val="none" w:color="auto" w:sz="0"/>
+                    <w:left w:val="single" w:color="e76f51" w:sz="24" w:space="14"/>
                     <w:bottom w:val="none" w:color="auto" w:sz="0"/>
                     <w:right w:val="none" w:color="auto" w:sz="0"/>
                   </w:tcBorders>
